--- a/ДЖ Документация.docx
+++ b/ДЖ Документация.docx
@@ -373,7 +373,6 @@
           <w:szCs w:val="22"/>
         </w:rPr>
       </w:pPr>
-      <w:bookmarkStart w:id="0" w:name="_GoBack"/>
       <w:r>
         <w:rPr>
           <w:rFonts w:ascii="Arial" w:hAnsi="Arial" w:cs="Arial"/>
@@ -423,7 +422,6 @@
         <w:t>ЗАЩИТЕ</w:t>
       </w:r>
     </w:p>
-    <w:bookmarkEnd w:id="0"/>
     <w:p>
       <w:pPr>
         <w:tabs>
@@ -2606,6 +2604,7 @@
           <w:color w:val="auto"/>
           <w:sz w:val="28"/>
           <w:szCs w:val="28"/>
+          <w:lang w:val="kk-KZ"/>
         </w:rPr>
       </w:pPr>
       <w:r>
@@ -2617,8 +2616,20 @@
           <w:szCs w:val="28"/>
         </w:rPr>
         <w:lastRenderedPageBreak/>
-        <w:t>1.1 Туризм индустриясындағы ақпараттық технологиялардың рөлі және цифрлық трансформация теориясы</w:t>
-      </w:r>
+        <w:t>1.1 Туризм индустриясындағы ақпараттық технологиялардың рөлі жән</w:t>
+      </w:r>
+      <w:r>
+        <w:rPr>
+          <w:rFonts w:ascii="Times New Roman" w:hAnsi="Times New Roman" w:cs="Times New Roman"/>
+          <w:b/>
+          <w:color w:val="auto"/>
+          <w:sz w:val="28"/>
+          <w:szCs w:val="28"/>
+        </w:rPr>
+        <w:t>е цифрлық трансформация теорияс</w:t>
+      </w:r>
+      <w:bookmarkStart w:id="0" w:name="_GoBack"/>
+      <w:bookmarkEnd w:id="0"/>
     </w:p>
     <w:p>
       <w:pPr>
@@ -2635,6 +2646,7 @@
         <w:rPr>
           <w:sz w:val="28"/>
           <w:szCs w:val="28"/>
+          <w:lang w:val="kk-KZ"/>
         </w:rPr>
         <w:t>XXI ғасырдың басынан бастап әлемдік экономика цифрлық даму кезеңіне өтті. Ақпараттық технологиялар өндірістік сектордан бастап қызмет көрсету саласына дейін барлық бағыттарға терең енді. Туризм индустрия</w:t>
       </w:r>
@@ -2642,6 +2654,7 @@
         <w:rPr>
           <w:sz w:val="28"/>
           <w:szCs w:val="28"/>
+          <w:lang w:val="kk-KZ"/>
         </w:rPr>
         <w:t>сы -</w:t>
       </w:r>
@@ -2649,6 +2662,7 @@
         <w:rPr>
           <w:sz w:val="28"/>
           <w:szCs w:val="28"/>
+          <w:lang w:val="kk-KZ"/>
         </w:rPr>
         <w:t>ақпаратқа аса тәуелді салалардың бірі болғандықтан, цифрлық трансформация бұл салада ерекше маңызға ие болды. Тури</w:t>
       </w:r>
@@ -2656,6 +2670,7 @@
         <w:rPr>
           <w:sz w:val="28"/>
           <w:szCs w:val="28"/>
+          <w:lang w:val="kk-KZ"/>
         </w:rPr>
         <w:t>зм өнімінің негізгі компоненті -</w:t>
       </w:r>
@@ -2663,27 +2678,33 @@
         <w:rPr>
           <w:sz w:val="28"/>
           <w:szCs w:val="28"/>
+          <w:lang w:val="kk-KZ"/>
         </w:rPr>
         <w:t xml:space="preserve"> ақпарат. Турист маршрут, көлік, климат, бағалар, қауіпсіздік және инфрақұрылым туралы ақпаратқа сүйене отырып шешім қабылдайды. Сондықтан ақпараттық жүйелер туризм саласының стратегиялық инфрақұрылымдық элементіне айналды.</w:t>
       </w:r>
       <w:r>
-        <w:t xml:space="preserve"> </w:t>
-      </w:r>
-    </w:p>
-    <w:p>
-      <w:pPr>
-        <w:pStyle w:val="ae"/>
-        <w:ind w:firstLine="709"/>
-        <w:jc w:val="both"/>
-        <w:rPr>
-          <w:sz w:val="28"/>
-          <w:szCs w:val="28"/>
-        </w:rPr>
-      </w:pPr>
-      <w:r>
-        <w:rPr>
-          <w:sz w:val="28"/>
-          <w:szCs w:val="28"/>
+        <w:rPr>
+          <w:lang w:val="kk-KZ"/>
+        </w:rPr>
+        <w:t xml:space="preserve"> </w:t>
+      </w:r>
+    </w:p>
+    <w:p>
+      <w:pPr>
+        <w:pStyle w:val="ae"/>
+        <w:ind w:firstLine="709"/>
+        <w:jc w:val="both"/>
+        <w:rPr>
+          <w:sz w:val="28"/>
+          <w:szCs w:val="28"/>
+          <w:lang w:val="kk-KZ"/>
+        </w:rPr>
+      </w:pPr>
+      <w:r>
+        <w:rPr>
+          <w:sz w:val="28"/>
+          <w:szCs w:val="28"/>
+          <w:lang w:val="kk-KZ"/>
         </w:rPr>
         <w:t>Ақпараттық жүйе -</w:t>
       </w:r>
@@ -2691,10 +2712,14 @@
         <w:rPr>
           <w:sz w:val="28"/>
           <w:szCs w:val="28"/>
+          <w:lang w:val="kk-KZ"/>
         </w:rPr>
         <w:t xml:space="preserve"> деректерді жинау, сақтау, өңдеу және таратуға арналған ұйымдасқан техникалық және бағдарламалық құралдар кешені. Туризм саласында ақпараттық жүйелер туристік ағымды басқаруға, клиенттермен өзара әрекеттесуге және нарықтық талдау жүргізуге мүмкіндік береді. Ақпараттық жүйелердің стратегиялық маңызы олардың басқарушылық шешім қабылдаудағы рөлімен анықталады.</w:t>
       </w:r>
       <w:r>
+        <w:rPr>
+          <w:lang w:val="kk-KZ"/>
+        </w:rPr>
         <w:t xml:space="preserve"> </w:t>
       </w:r>
     </w:p>
@@ -2707,6 +2732,7 @@
           <w:rFonts w:ascii="Times New Roman" w:hAnsi="Times New Roman" w:cs="Times New Roman"/>
           <w:b/>
           <w:color w:val="auto"/>
+          <w:lang w:val="kk-KZ"/>
         </w:rPr>
       </w:pPr>
       <w:r>
@@ -2714,6 +2740,7 @@
           <w:rFonts w:ascii="Times New Roman" w:hAnsi="Times New Roman" w:cs="Times New Roman"/>
           <w:b/>
           <w:color w:val="auto"/>
+          <w:lang w:val="kk-KZ"/>
         </w:rPr>
         <w:t>Туризмнің цифрлық трансформациясы</w:t>
       </w:r>
@@ -2732,6 +2759,7 @@
         <w:rPr>
           <w:sz w:val="28"/>
           <w:szCs w:val="28"/>
+          <w:lang w:val="kk-KZ"/>
         </w:rPr>
         <w:t>Цифрлық трансформация -</w:t>
       </w:r>
@@ -2739,8 +2767,16 @@
         <w:rPr>
           <w:sz w:val="28"/>
           <w:szCs w:val="28"/>
-        </w:rPr>
-        <w:t xml:space="preserve"> бұл ұйым қызметін цифрлық технологиялар арқылы түбегейлі қайта құру процесі. Туризм саласында бұл процесс келесі бағыттарда көрінеді:</w:t>
+          <w:lang w:val="kk-KZ"/>
+        </w:rPr>
+        <w:t xml:space="preserve"> бұл ұйым қызметін цифрлық технологиялар арқылы түбегейлі қайта құру процесі. </w:t>
+      </w:r>
+      <w:r>
+        <w:rPr>
+          <w:sz w:val="28"/>
+          <w:szCs w:val="28"/>
+        </w:rPr>
+        <w:t>Туризм саласында бұл процесс келесі бағыттарда көрінеді:</w:t>
       </w:r>
     </w:p>
     <w:p>
@@ -22303,7 +22339,7 @@
   <a:extraClrSchemeLst/>
   <a:extLst>
     <a:ext uri="{05A4C25C-085E-4340-85A3-A5531E510DB2}">
-      <thm15:themeFamily xmlns:thm15="http://schemas.microsoft.com/office/thememl/2012/main" xmlns="" name="Office Theme" id="{2E142A2C-CD16-42D6-873A-C26D2A0506FA}" vid="{1BDDFF52-6CD6-40A5-AB3C-68EB2F1E4D0A}"/>
+      <thm15:themeFamily xmlns="" xmlns:thm15="http://schemas.microsoft.com/office/thememl/2012/main" name="Office Theme" id="{2E142A2C-CD16-42D6-873A-C26D2A0506FA}" vid="{1BDDFF52-6CD6-40A5-AB3C-68EB2F1E4D0A}"/>
     </a:ext>
   </a:extLst>
 </a:theme>
@@ -22314,7 +22350,7 @@
 </file>
 
 <file path=customXml/itemProps1.xml><?xml version="1.0" encoding="utf-8"?>
-<ds:datastoreItem xmlns:ds="http://schemas.openxmlformats.org/officeDocument/2006/customXml" ds:itemID="{700D4AF3-48FC-42DE-BB12-3B504726ECC0}">
+<ds:datastoreItem xmlns:ds="http://schemas.openxmlformats.org/officeDocument/2006/customXml" ds:itemID="{DA15AF92-10B2-4CFD-9D8C-7001D6D1CD48}">
   <ds:schemaRefs>
     <ds:schemaRef ds:uri="http://schemas.openxmlformats.org/officeDocument/2006/bibliography"/>
   </ds:schemaRefs>

--- a/ДЖ Документация.docx
+++ b/ДЖ Документация.docx
@@ -2627,6 +2627,17 @@
           <w:szCs w:val="28"/>
         </w:rPr>
         <w:t>е цифрлық трансформация теорияс</w:t>
+      </w:r>
+      <w:r>
+        <w:rPr>
+          <w:rFonts w:ascii="Times New Roman" w:hAnsi="Times New Roman" w:cs="Times New Roman"/>
+          <w:b/>
+          <w:color w:val="auto"/>
+          <w:sz w:val="28"/>
+          <w:szCs w:val="28"/>
+          <w:lang w:val="kk-KZ"/>
+        </w:rPr>
+        <w:t>ы</w:t>
       </w:r>
       <w:bookmarkStart w:id="0" w:name="_GoBack"/>
       <w:bookmarkEnd w:id="0"/>
@@ -22339,7 +22350,7 @@
   <a:extraClrSchemeLst/>
   <a:extLst>
     <a:ext uri="{05A4C25C-085E-4340-85A3-A5531E510DB2}">
-      <thm15:themeFamily xmlns="" xmlns:thm15="http://schemas.microsoft.com/office/thememl/2012/main" name="Office Theme" id="{2E142A2C-CD16-42D6-873A-C26D2A0506FA}" vid="{1BDDFF52-6CD6-40A5-AB3C-68EB2F1E4D0A}"/>
+      <thm15:themeFamily xmlns:thm15="http://schemas.microsoft.com/office/thememl/2012/main" xmlns="" name="Office Theme" id="{2E142A2C-CD16-42D6-873A-C26D2A0506FA}" vid="{1BDDFF52-6CD6-40A5-AB3C-68EB2F1E4D0A}"/>
     </a:ext>
   </a:extLst>
 </a:theme>
@@ -22350,7 +22361,7 @@
 </file>
 
 <file path=customXml/itemProps1.xml><?xml version="1.0" encoding="utf-8"?>
-<ds:datastoreItem xmlns:ds="http://schemas.openxmlformats.org/officeDocument/2006/customXml" ds:itemID="{DA15AF92-10B2-4CFD-9D8C-7001D6D1CD48}">
+<ds:datastoreItem xmlns:ds="http://schemas.openxmlformats.org/officeDocument/2006/customXml" ds:itemID="{2F2386BC-3F91-4FD6-A9DE-72AEA9D291BB}">
   <ds:schemaRefs>
     <ds:schemaRef ds:uri="http://schemas.openxmlformats.org/officeDocument/2006/bibliography"/>
   </ds:schemaRefs>
